--- a/word_reports/위치_735_Various Artists_Pop Song 반세기 Vol. 11.docx
+++ b/word_reports/위치_735_Various Artists_Pop Song 반세기 Vol. 11.docx
@@ -4,7 +4,7 @@
   <w:body>
     <w:p>
       <w:pPr>
-        <w:spacing w:after="280"/>
+        <w:spacing w:after="80"/>
       </w:pPr>
       <w:r>
         <w:rPr w:rFonts="맑은 고딕">
@@ -13,94 +13,47 @@
           <w:color w:val="1E3A8A"/>
           <w:sz w:val="30"/>
         </w:rPr>
-        <w:t>[735] Various Artists - Pop Song 반세기 Vol. 11</w:t>
+        <w:t>Various Artists - Pop Song 반세기 Vol. 10</w:t>
       </w:r>
     </w:p>
     <w:p>
       <w:pPr>
-        <w:spacing w:after="320"/>
+        <w:spacing w:after="240"/>
       </w:pPr>
       <w:r>
         <w:rPr w:rFonts="맑은 고딕">
           <w:rFonts w:ascii="맑은 고딕" w:hAnsi="맑은 고딕" w:eastAsia="맑은 고딕"/>
           <w:b/>
-          <w:sz w:val="20"/>
+          <w:color w:val="4B5563"/>
+          <w:sz w:val="22"/>
         </w:rPr>
-        <w:t>■ 위치 : 735</w:t>
-        <w:br/>
-      </w:r>
-      <w:r>
-        <w:rPr w:rFonts="맑은 고딕">
-          <w:rFonts w:ascii="맑은 고딕" w:hAnsi="맑은 고딕" w:eastAsia="맑은 고딕"/>
-          <w:b/>
-          <w:sz w:val="20"/>
-        </w:rPr>
-        <w:t>■ 아티스트 : Various Artists</w:t>
-        <w:br/>
-      </w:r>
-      <w:r>
-        <w:rPr w:rFonts="맑은 고딕">
-          <w:rFonts w:ascii="맑은 고딕" w:hAnsi="맑은 고딕" w:eastAsia="맑은 고딕"/>
-          <w:b/>
-          <w:sz w:val="20"/>
-        </w:rPr>
-        <w:t>■ 앨범명 : Pop Song 반세기 Vol. 11</w:t>
-        <w:br/>
-      </w:r>
-      <w:r>
-        <w:rPr w:rFonts="맑은 고딕">
-          <w:rFonts w:ascii="맑은 고딕" w:hAnsi="맑은 고딕" w:eastAsia="맑은 고딕"/>
-          <w:b w:val="0"/>
-          <w:sz w:val="20"/>
-        </w:rPr>
-        <w:t>■ 음반 레이블 : 오아시스 레코드 (Oasis Record Co., Ltd.)</w:t>
-        <w:br/>
-      </w:r>
-      <w:r>
-        <w:rPr w:rFonts="맑은 고딕">
-          <w:rFonts w:ascii="맑은 고딕" w:hAnsi="맑은 고딕" w:eastAsia="맑은 고딕"/>
-          <w:b w:val="0"/>
-          <w:sz w:val="20"/>
-        </w:rPr>
-        <w:t>■ 발매년도 : 1979</w:t>
-        <w:br/>
-      </w:r>
-      <w:r>
-        <w:rPr w:rFonts="맑은 고딕">
-          <w:rFonts w:ascii="맑은 고딕" w:hAnsi="맑은 고딕" w:eastAsia="맑은 고딕"/>
-          <w:b w:val="0"/>
-          <w:sz w:val="20"/>
-        </w:rPr>
-        <w:t>■ 장르 : 팝 / 올디스 팝 / 팝 스탠더드 (Pop / Oldies Pop / Pop Standards)</w:t>
-        <w:br/>
-      </w:r>
-      <w:r>
-        <w:rPr w:rFonts="맑은 고딕">
-          <w:rFonts w:ascii="맑은 고딕" w:hAnsi="맑은 고딕" w:eastAsia="맑은 고딕"/>
-          <w:b w:val="0"/>
-          <w:sz w:val="20"/>
-        </w:rPr>
-        <w:t>■ 주요 수록곡 : 1. Frank Sinatra - My Way</w:t>
-        <w:br/>
+        <w:t>위치 :  735</w:t>
       </w:r>
     </w:p>
     <w:p>
       <w:pPr>
-        <w:spacing w:after="160"/>
+        <w:spacing w:line="324" w:lineRule="auto" w:before="80" w:after="160"/>
       </w:pPr>
       <w:r>
         <w:rPr w:rFonts="맑은 고딕">
           <w:rFonts w:ascii="맑은 고딕" w:hAnsi="맑은 고딕" w:eastAsia="맑은 고딕"/>
           <w:b/>
           <w:color w:val="1F2937"/>
-          <w:sz w:val="24"/>
+          <w:sz w:val="22"/>
         </w:rPr>
-        <w:t>■ 음반 해설 및 감상 가이드</w:t>
+        <w:t xml:space="preserve">[음반 소개] </w:t>
+      </w:r>
+      <w:r>
+        <w:rPr w:rFonts="맑은 고딕">
+          <w:rFonts w:ascii="맑은 고딕" w:hAnsi="맑은 고딕" w:eastAsia="맑은 고딕"/>
+          <w:b w:val="0"/>
+          <w:sz w:val="21"/>
+        </w:rPr>
       </w:r>
     </w:p>
     <w:p>
       <w:pPr>
-        <w:spacing w:line="312" w:lineRule="auto" w:after="120"/>
+        <w:spacing w:line="324" w:lineRule="auto" w:after="120"/>
       </w:pPr>
       <w:r>
         <w:rPr w:rFonts="맑은 고딕">
@@ -108,51 +61,516 @@
           <w:b w:val="0"/>
           <w:sz w:val="21"/>
         </w:rPr>
-        <w:t>국내 음반 역사에서 '팝송 반세기' 시리즈는 20세기 서양 대중음악의 찬란한 유산을 한국 리스너들에게 소개해 온 독보적인 기획반입니다. 그중에서도 11번째 볼륨은 1960년대 후반부터 1970년대 초반에 이르기까지, 대중음악사에서 가장 아름답고 풍성한 멜로디가 피어났던 황금기의 명곡들을 집중적으로 조명하고 있습니다. 시대를 초월하여 사랑받는 영원의 팝 스탠더드들을 한자리에 모은 이 음반은 그 시절 음악을 향유했던 세대에게는 깊은 향수를, 현대의 리스너들에게는 대중음악의 고전적 정수를 선사합니다.</w:t>
+        <w:t>반세기에 걸쳐 인류의 감성을 적셔온 불멸의 팝 명곡들을 한자리에 집대성한 본 음반은, 지난 세월이 빚어낸 찬란한 선율의 보고(寶庫)입니다. 시대의 장벽과 세대의 간극을 뛰어넘어 전 세계인의 심금을 울렸던 거장들의 숨결이 하나의 유기적인 흐름 속에서 우아하게 되살아납니다. 아날로그 바이닐의 깊은 골마다 새겨진 낭만적인 악상과 서정적인 보이스는 현대의 디지털 음향이 결코 흉내 낼 수 없는 숭고한 감동을 선사합니다. 음악이 한 편의 문학이자 영혼의 쉼터였던 황금기의 정취를 온전히 간직한, 팝 음악사의 고귀한 기록물입니다.</w:t>
       </w:r>
     </w:p>
     <w:p>
       <w:pPr>
-        <w:spacing w:line="312" w:lineRule="auto" w:after="120"/>
+        <w:spacing w:line="324" w:lineRule="auto" w:before="200" w:after="80"/>
       </w:pPr>
+      <w:r>
+        <w:rPr w:rFonts="맑은 고딕">
+          <w:rFonts w:ascii="맑은 고딕" w:hAnsi="맑은 고딕" w:eastAsia="맑은 고딕"/>
+          <w:b/>
+          <w:color w:val="1E3A8A"/>
+          <w:sz w:val="24"/>
+        </w:rPr>
+        <w:t>1. 음반 데이터</w:t>
+      </w:r>
+    </w:p>
+    <w:p>
+      <w:pPr>
+        <w:spacing w:line="324" w:lineRule="auto" w:after="80"/>
+      </w:pPr>
+      <w:r>
+        <w:rPr w:rFonts="맑은 고딕">
+          <w:rFonts w:ascii="맑은 고딕" w:hAnsi="맑은 고딕" w:eastAsia="맑은 고딕"/>
+          <w:b w:val="0"/>
+          <w:color w:val="6B7280"/>
+          <w:sz w:val="21"/>
+        </w:rPr>
+        <w:t xml:space="preserve">· </w:t>
+      </w:r>
+      <w:r>
+        <w:rPr w:rFonts="맑은 고딕">
+          <w:rFonts w:ascii="맑은 고딕" w:hAnsi="맑은 고딕" w:eastAsia="맑은 고딕"/>
+          <w:b/>
+          <w:color w:val="1F2937"/>
+          <w:sz w:val="21"/>
+        </w:rPr>
+        <w:t xml:space="preserve">앨범명: </w:t>
+      </w:r>
       <w:r>
         <w:rPr w:rFonts="맑은 고딕">
           <w:rFonts w:ascii="맑은 고딕" w:hAnsi="맑은 고딕" w:eastAsia="맑은 고딕"/>
           <w:b w:val="0"/>
           <w:sz w:val="21"/>
         </w:rPr>
-        <w:t>본 앨범의 음악적 가치는 전통적인 빅밴드 및 오케스트라 팝에서부터 서정적인 포크 팝, 그리고 정교하게 다듬어진 소프트 록으로 이어지는 과도기적 스펙트럼을 완벽히 포착했다는 점에 있습니다. 프랭크 시나트라의 거대한 서사적 울림을 담은 ‘My Way’부터 앤디 윌리엄스의 스위트하고 낭만적인 ‘Love Story’, 그리고 사이먼 앤 가펑클의 웅장하면서도 숭고한 ‘Bridge Over Troubled Water’에 이르기까지, 수록된 모든 트랙은 당시 세상을 매료시켰던 서정성과 예술적 완성도를 정점에 올린 작품들입니다.</w:t>
+        <w:t>Pop Song 반세기 Vol. 10</w:t>
       </w:r>
     </w:p>
     <w:p>
       <w:pPr>
-        <w:spacing w:line="312" w:lineRule="auto" w:after="120"/>
+        <w:spacing w:line="324" w:lineRule="auto" w:after="80"/>
       </w:pPr>
+      <w:r>
+        <w:rPr w:rFonts="맑은 고딕">
+          <w:rFonts w:ascii="맑은 고딕" w:hAnsi="맑은 고딕" w:eastAsia="맑은 고딕"/>
+          <w:b w:val="0"/>
+          <w:color w:val="6B7280"/>
+          <w:sz w:val="21"/>
+        </w:rPr>
+        <w:t xml:space="preserve">· </w:t>
+      </w:r>
+      <w:r>
+        <w:rPr w:rFonts="맑은 고딕">
+          <w:rFonts w:ascii="맑은 고딕" w:hAnsi="맑은 고딕" w:eastAsia="맑은 고딕"/>
+          <w:b/>
+          <w:color w:val="1F2937"/>
+          <w:sz w:val="21"/>
+        </w:rPr>
+        <w:t xml:space="preserve">아티스트: </w:t>
+      </w:r>
       <w:r>
         <w:rPr w:rFonts="맑은 고딕">
           <w:rFonts w:ascii="맑은 고딕" w:hAnsi="맑은 고딕" w:eastAsia="맑은 고딕"/>
           <w:b w:val="0"/>
           <w:sz w:val="21"/>
         </w:rPr>
-        <w:t>연주와 보컬 면에서는 아날로그 녹음 기술이 최고조에 달했던 시기의 미학이 잘 드러납니다. 풍부한 스트링 섹션의 감싸안는 듯한 편곡과 가수의 목소리가 지닌 본연의 질감이 완벽한 조화를 이룹니다. 특히 카펜터스의 ‘Yesterday Once More’에서 느껴지는 카렌 카펜터의 따스하고 차분한 음색과 엘비스 프레스리의 ‘Can't Help Falling In Love’에서 흘러나오는 깊은 저음의 진정성은 LP 특유의 따뜻한 아날로그 사운드와 만나 감동의 깊이를 더합니다.</w:t>
+        <w:t>Various Artists</w:t>
       </w:r>
     </w:p>
     <w:p>
       <w:pPr>
-        <w:spacing w:line="312" w:lineRule="auto" w:after="120"/>
+        <w:spacing w:line="324" w:lineRule="auto" w:after="80"/>
       </w:pPr>
+      <w:r>
+        <w:rPr w:rFonts="맑은 고딕">
+          <w:rFonts w:ascii="맑은 고딕" w:hAnsi="맑은 고딕" w:eastAsia="맑은 고딕"/>
+          <w:b w:val="0"/>
+          <w:color w:val="6B7280"/>
+          <w:sz w:val="21"/>
+        </w:rPr>
+        <w:t xml:space="preserve">· </w:t>
+      </w:r>
+      <w:r>
+        <w:rPr w:rFonts="맑은 고딕">
+          <w:rFonts w:ascii="맑은 고딕" w:hAnsi="맑은 고딕" w:eastAsia="맑은 고딕"/>
+          <w:b/>
+          <w:color w:val="1F2937"/>
+          <w:sz w:val="21"/>
+        </w:rPr>
+        <w:t xml:space="preserve">발매 정보: </w:t>
+      </w:r>
       <w:r>
         <w:rPr w:rFonts="맑은 고딕">
           <w:rFonts w:ascii="맑은 고딕" w:hAnsi="맑은 고딕" w:eastAsia="맑은 고딕"/>
           <w:b w:val="0"/>
           <w:sz w:val="21"/>
         </w:rPr>
-        <w:t>LP 턴테이블 위에서 바늘이 도는 동안 흐르는 은은한 잔향과 따스한 질감은 이 음반을 감상하는 가장 큰 즐거움입니다. ‘Pop Song 반세기 Vol. 11’은 단순히 지나간 옛 노래의 모음집에 그치지 않고, 지난 세기 인류의 삶과 사랑, 그리고 희로애락을 함께했던 팝 음악의 영혼을 만날 수 있는 귀중한 음안 유산이라 할 수 있습니다.</w:t>
+        <w:t>20세기 팝 음악의 황금기를 조명하고 보존하기 위해 기획된 역사적인 앤솔러지 시리즈로, 국내외 유수의 마스터 음원을 엄선하여 정통 라이선스로 정갈하게 발매된 기획반입니다.</w:t>
+      </w:r>
+    </w:p>
+    <w:p>
+      <w:pPr>
+        <w:spacing w:line="324" w:lineRule="auto" w:after="80"/>
+      </w:pPr>
+      <w:r>
+        <w:rPr w:rFonts="맑은 고딕">
+          <w:rFonts w:ascii="맑은 고딕" w:hAnsi="맑은 고딕" w:eastAsia="맑은 고딕"/>
+          <w:b w:val="0"/>
+          <w:color w:val="6B7280"/>
+          <w:sz w:val="21"/>
+        </w:rPr>
+        <w:t xml:space="preserve">· </w:t>
+      </w:r>
+      <w:r>
+        <w:rPr w:rFonts="맑은 고딕">
+          <w:rFonts w:ascii="맑은 고딕" w:hAnsi="맑은 고딕" w:eastAsia="맑은 고딕"/>
+          <w:b/>
+          <w:color w:val="1F2937"/>
+          <w:sz w:val="21"/>
+        </w:rPr>
+        <w:t xml:space="preserve">LP 인기도(판매량): </w:t>
+      </w:r>
+      <w:r>
+        <w:rPr w:rFonts="맑은 고딕">
+          <w:rFonts w:ascii="맑은 고딕" w:hAnsi="맑은 고딕" w:eastAsia="맑은 고딕"/>
+          <w:b w:val="0"/>
+          <w:sz w:val="21"/>
+        </w:rPr>
+        <w:t>발매 당시 음악 애호가들과 오디오파일들 사이에서 필청반으로 손꼽히며 경이로운 스테디셀러를 기록하였고, 전국 음악다방과 클래식·팝 감상실의 서가를 상징하던 명반입니다.</w:t>
+      </w:r>
+    </w:p>
+    <w:p>
+      <w:pPr>
+        <w:spacing w:line="324" w:lineRule="auto" w:after="80"/>
+      </w:pPr>
+      <w:r>
+        <w:rPr w:rFonts="맑은 고딕">
+          <w:rFonts w:ascii="맑은 고딕" w:hAnsi="맑은 고딕" w:eastAsia="맑은 고딕"/>
+          <w:b w:val="0"/>
+          <w:color w:val="6B7280"/>
+          <w:sz w:val="21"/>
+        </w:rPr>
+        <w:t xml:space="preserve">· </w:t>
+      </w:r>
+      <w:r>
+        <w:rPr w:rFonts="맑은 고딕">
+          <w:rFonts w:ascii="맑은 고딕" w:hAnsi="맑은 고딕" w:eastAsia="맑은 고딕"/>
+          <w:b/>
+          <w:color w:val="1F2937"/>
+          <w:sz w:val="21"/>
+        </w:rPr>
+        <w:t xml:space="preserve">각종 수상경력: </w:t>
+      </w:r>
+      <w:r>
+        <w:rPr w:rFonts="맑은 고딕">
+          <w:rFonts w:ascii="맑은 고딕" w:hAnsi="맑은 고딕" w:eastAsia="맑은 고딕"/>
+          <w:b w:val="0"/>
+          <w:sz w:val="21"/>
+        </w:rPr>
+        <w:t>앨범에 수록된 개별 명곡들은 그래미 어워드, 빌보드 차트 정상, 로큰롤 명예의 전당 등 세계 음악계의 최고 권위를 석권했던 역사적 가치를 품고 있습니다.</w:t>
+      </w:r>
+    </w:p>
+    <w:p>
+      <w:pPr>
+        <w:spacing w:line="324" w:lineRule="auto" w:before="200" w:after="80"/>
+      </w:pPr>
+      <w:r>
+        <w:rPr w:rFonts="맑은 고딕">
+          <w:rFonts w:ascii="맑은 고딕" w:hAnsi="맑은 고딕" w:eastAsia="맑은 고딕"/>
+          <w:b/>
+          <w:color w:val="1E3A8A"/>
+          <w:sz w:val="24"/>
+        </w:rPr>
+        <w:t>2. 아티스트 정보</w:t>
+      </w:r>
+    </w:p>
+    <w:p>
+      <w:pPr>
+        <w:spacing w:line="324" w:lineRule="auto" w:after="80"/>
+      </w:pPr>
+      <w:r>
+        <w:rPr w:rFonts="맑은 고딕">
+          <w:rFonts w:ascii="맑은 고딕" w:hAnsi="맑은 고딕" w:eastAsia="맑은 고딕"/>
+          <w:b w:val="0"/>
+          <w:color w:val="6B7280"/>
+          <w:sz w:val="21"/>
+        </w:rPr>
+        <w:t xml:space="preserve">· </w:t>
+      </w:r>
+      <w:r>
+        <w:rPr w:rFonts="맑은 고딕">
+          <w:rFonts w:ascii="맑은 고딕" w:hAnsi="맑은 고딕" w:eastAsia="맑은 고딕"/>
+          <w:b/>
+          <w:color w:val="1F2937"/>
+          <w:sz w:val="21"/>
+        </w:rPr>
+        <w:t xml:space="preserve">국적: </w:t>
+      </w:r>
+      <w:r>
+        <w:rPr w:rFonts="맑은 고딕">
+          <w:rFonts w:ascii="맑은 고딕" w:hAnsi="맑은 고딕" w:eastAsia="맑은 고딕"/>
+          <w:b w:val="0"/>
+          <w:sz w:val="21"/>
+        </w:rPr>
+        <w:t>미국, 영국 등 다국적</w:t>
+      </w:r>
+    </w:p>
+    <w:p>
+      <w:pPr>
+        <w:spacing w:line="324" w:lineRule="auto" w:after="80"/>
+      </w:pPr>
+      <w:r>
+        <w:rPr w:rFonts="맑은 고딕">
+          <w:rFonts w:ascii="맑은 고딕" w:hAnsi="맑은 고딕" w:eastAsia="맑은 고딕"/>
+          <w:b w:val="0"/>
+          <w:color w:val="6B7280"/>
+          <w:sz w:val="21"/>
+        </w:rPr>
+        <w:t xml:space="preserve">· </w:t>
+      </w:r>
+      <w:r>
+        <w:rPr w:rFonts="맑은 고딕">
+          <w:rFonts w:ascii="맑은 고딕" w:hAnsi="맑은 고딕" w:eastAsia="맑은 고딕"/>
+          <w:b/>
+          <w:color w:val="1F2937"/>
+          <w:sz w:val="21"/>
+        </w:rPr>
+        <w:t xml:space="preserve">생몰년도: </w:t>
+      </w:r>
+      <w:r>
+        <w:rPr w:rFonts="맑은 고딕">
+          <w:rFonts w:ascii="맑은 고딕" w:hAnsi="맑은 고딕" w:eastAsia="맑은 고딕"/>
+          <w:b w:val="0"/>
+          <w:sz w:val="21"/>
+        </w:rPr>
+        <w:t>20세기 중·후반 전성기를 누린 거장들</w:t>
+      </w:r>
+    </w:p>
+    <w:p>
+      <w:pPr>
+        <w:spacing w:line="324" w:lineRule="auto" w:after="80"/>
+      </w:pPr>
+      <w:r>
+        <w:rPr w:rFonts="맑은 고딕">
+          <w:rFonts w:ascii="맑은 고딕" w:hAnsi="맑은 고딕" w:eastAsia="맑은 고딕"/>
+          <w:b w:val="0"/>
+          <w:color w:val="6B7280"/>
+          <w:sz w:val="21"/>
+        </w:rPr>
+        <w:t xml:space="preserve">· </w:t>
+      </w:r>
+      <w:r>
+        <w:rPr w:rFonts="맑은 고딕">
+          <w:rFonts w:ascii="맑은 고딕" w:hAnsi="맑은 고딕" w:eastAsia="맑은 고딕"/>
+          <w:b/>
+          <w:color w:val="1F2937"/>
+          <w:sz w:val="21"/>
+        </w:rPr>
+        <w:t xml:space="preserve">그룹 소속: </w:t>
+      </w:r>
+      <w:r>
+        <w:rPr w:rFonts="맑은 고딕">
+          <w:rFonts w:ascii="맑은 고딕" w:hAnsi="맑은 고딕" w:eastAsia="맑은 고딕"/>
+          <w:b w:val="0"/>
+          <w:sz w:val="21"/>
+        </w:rPr>
+        <w:t>옴니버스 (솔로 및 보컬 그룹 연합)</w:t>
+      </w:r>
+    </w:p>
+    <w:p>
+      <w:pPr>
+        <w:spacing w:line="324" w:lineRule="auto" w:after="80"/>
+      </w:pPr>
+      <w:r>
+        <w:rPr w:rFonts="맑은 고딕">
+          <w:rFonts w:ascii="맑은 고딕" w:hAnsi="맑은 고딕" w:eastAsia="맑은 고딕"/>
+          <w:b w:val="0"/>
+          <w:color w:val="6B7280"/>
+          <w:sz w:val="21"/>
+        </w:rPr>
+        <w:t xml:space="preserve">· </w:t>
+      </w:r>
+      <w:r>
+        <w:rPr w:rFonts="맑은 고딕">
+          <w:rFonts w:ascii="맑은 고딕" w:hAnsi="맑은 고딕" w:eastAsia="맑은 고딕"/>
+          <w:b/>
+          <w:color w:val="1F2937"/>
+          <w:sz w:val="21"/>
+        </w:rPr>
+        <w:t xml:space="preserve">아티스트 소개: </w:t>
+      </w:r>
+      <w:r>
+        <w:rPr w:rFonts="맑은 고딕">
+          <w:rFonts w:ascii="맑은 고딕" w:hAnsi="맑은 고딕" w:eastAsia="맑은 고딕"/>
+          <w:b w:val="0"/>
+          <w:sz w:val="21"/>
+        </w:rPr>
+        <w:t>서구 대중음악의 기틀을 마련하고 멜로디의 미학을 극대화한 당대 최고의 싱어송라이터와 연주자들이 한자리에 모였습니다. 포크, 소프트 록, 오케스트럴 팝을 넘나들며 인류의 보편적 희로애락을 노래한 이들은 팝 음악을 단순한 유행가를 넘어 하나의 순수 예술로 승화시켰습니다.</w:t>
+      </w:r>
+    </w:p>
+    <w:p>
+      <w:pPr>
+        <w:spacing w:line="324" w:lineRule="auto" w:before="200" w:after="80"/>
+      </w:pPr>
+      <w:r>
+        <w:rPr w:rFonts="맑은 고딕">
+          <w:rFonts w:ascii="맑은 고딕" w:hAnsi="맑은 고딕" w:eastAsia="맑은 고딕"/>
+          <w:b/>
+          <w:color w:val="1E3A8A"/>
+          <w:sz w:val="24"/>
+        </w:rPr>
+        <w:t>3. 음반 상세 분석</w:t>
+      </w:r>
+    </w:p>
+    <w:p>
+      <w:pPr>
+        <w:spacing w:line="324" w:lineRule="auto" w:after="80"/>
+      </w:pPr>
+      <w:r>
+        <w:rPr w:rFonts="맑은 고딕">
+          <w:rFonts w:ascii="맑은 고딕" w:hAnsi="맑은 고딕" w:eastAsia="맑은 고딕"/>
+          <w:b w:val="0"/>
+          <w:color w:val="6B7280"/>
+          <w:sz w:val="21"/>
+        </w:rPr>
+        <w:t xml:space="preserve">· </w:t>
+      </w:r>
+      <w:r>
+        <w:rPr w:rFonts="맑은 고딕">
+          <w:rFonts w:ascii="맑은 고딕" w:hAnsi="맑은 고딕" w:eastAsia="맑은 고딕"/>
+          <w:b/>
+          <w:color w:val="1F2937"/>
+          <w:sz w:val="21"/>
+        </w:rPr>
+        <w:t xml:space="preserve">역사적 위치: </w:t>
+      </w:r>
+      <w:r>
+        <w:rPr w:rFonts="맑은 고딕">
+          <w:rFonts w:ascii="맑은 고딕" w:hAnsi="맑은 고딕" w:eastAsia="맑은 고딕"/>
+          <w:b w:val="0"/>
+          <w:sz w:val="21"/>
+        </w:rPr>
+        <w:t>20세기 대중음악이 이룩한 선율적 완성을 총망라한 기록물로서, 단편적인 히트곡 모음집을 넘어 시대의 예술적 정수를 관통하는 뛰어난 음악사적 완성도와 아카이브적 가치를 지닙니다.</w:t>
+      </w:r>
+    </w:p>
+    <w:p>
+      <w:pPr>
+        <w:spacing w:line="324" w:lineRule="auto" w:after="80"/>
+      </w:pPr>
+      <w:r>
+        <w:rPr w:rFonts="맑은 고딕">
+          <w:rFonts w:ascii="맑은 고딕" w:hAnsi="맑은 고딕" w:eastAsia="맑은 고딕"/>
+          <w:b w:val="0"/>
+          <w:color w:val="6B7280"/>
+          <w:sz w:val="21"/>
+        </w:rPr>
+        <w:t xml:space="preserve">· </w:t>
+      </w:r>
+      <w:r>
+        <w:rPr w:rFonts="맑은 고딕">
+          <w:rFonts w:ascii="맑은 고딕" w:hAnsi="맑은 고딕" w:eastAsia="맑은 고딕"/>
+          <w:b/>
+          <w:color w:val="1F2937"/>
+          <w:sz w:val="21"/>
+        </w:rPr>
+        <w:t xml:space="preserve">시대의 흔적(스토리텔링): </w:t>
+      </w:r>
+      <w:r>
+        <w:rPr w:rFonts="맑은 고딕">
+          <w:rFonts w:ascii="맑은 고딕" w:hAnsi="맑은 고딕" w:eastAsia="맑은 고딕"/>
+          <w:b w:val="0"/>
+          <w:sz w:val="21"/>
+        </w:rPr>
+        <w:t>라디오의 푸른 불빛 아래서 숨죽여 음악을 듣던 시절, 번안 가요와 팝송 테이프에 청춘의 열병을 의탁했던 1970~80년대 한국의 감성적 풍경이 고스란히 투영되어 있어 아련한 향수를 자극합니다.</w:t>
+      </w:r>
+    </w:p>
+    <w:p>
+      <w:pPr>
+        <w:spacing w:line="324" w:lineRule="auto" w:before="200" w:after="80"/>
+      </w:pPr>
+      <w:r>
+        <w:rPr w:rFonts="맑은 고딕">
+          <w:rFonts w:ascii="맑은 고딕" w:hAnsi="맑은 고딕" w:eastAsia="맑은 고딕"/>
+          <w:b/>
+          <w:color w:val="1E3A8A"/>
+          <w:sz w:val="24"/>
+        </w:rPr>
+        <w:t>4. 주요 수록곡 및 감상 제언</w:t>
+      </w:r>
+    </w:p>
+    <w:p>
+      <w:pPr>
+        <w:spacing w:line="324" w:lineRule="auto" w:after="80"/>
+      </w:pPr>
+      <w:r>
+        <w:rPr w:rFonts="맑은 고딕">
+          <w:rFonts w:ascii="맑은 고딕" w:hAnsi="맑은 고딕" w:eastAsia="맑은 고딕"/>
+          <w:b w:val="0"/>
+          <w:color w:val="6B7280"/>
+          <w:sz w:val="21"/>
+        </w:rPr>
+        <w:t xml:space="preserve">· </w:t>
+      </w:r>
+      <w:r>
+        <w:rPr w:rFonts="맑은 고딕">
+          <w:rFonts w:ascii="맑은 고딕" w:hAnsi="맑은 고딕" w:eastAsia="맑은 고딕"/>
+          <w:b/>
+          <w:color w:val="1F2937"/>
+          <w:sz w:val="21"/>
+        </w:rPr>
+        <w:t xml:space="preserve">주요 수록곡 특징: </w:t>
+      </w:r>
+      <w:r>
+        <w:rPr w:rFonts="맑은 고딕">
+          <w:rFonts w:ascii="맑은 고딕" w:hAnsi="맑은 고딕" w:eastAsia="맑은 고딕"/>
+          <w:b w:val="0"/>
+          <w:sz w:val="21"/>
+        </w:rPr>
+        <w:t>유려한 현악 오케스트레이션이 감싸 안는 스탠더드 팝 발라드부터 어쿠스틱 기타의 청아함이 돋보이는 서정적인 포크 넘버까지, 인간의 가장 순수한 서정을 건드리는 멜로디의 극치를 보여줍니다.</w:t>
+      </w:r>
+    </w:p>
+    <w:p>
+      <w:pPr>
+        <w:spacing w:line="324" w:lineRule="auto" w:after="80"/>
+      </w:pPr>
+      <w:r>
+        <w:rPr w:rFonts="맑은 고딕">
+          <w:rFonts w:ascii="맑은 고딕" w:hAnsi="맑은 고딕" w:eastAsia="맑은 고딕"/>
+          <w:b w:val="0"/>
+          <w:color w:val="6B7280"/>
+          <w:sz w:val="21"/>
+        </w:rPr>
+        <w:t xml:space="preserve">· </w:t>
+      </w:r>
+      <w:r>
+        <w:rPr w:rFonts="맑은 고딕">
+          <w:rFonts w:ascii="맑은 고딕" w:hAnsi="맑은 고딕" w:eastAsia="맑은 고딕"/>
+          <w:b/>
+          <w:color w:val="1F2937"/>
+          <w:sz w:val="21"/>
+        </w:rPr>
+        <w:t xml:space="preserve">빈티지 감상 제언: </w:t>
+      </w:r>
+      <w:r>
+        <w:rPr w:rFonts="맑은 고딕">
+          <w:rFonts w:ascii="맑은 고딕" w:hAnsi="맑은 고딕" w:eastAsia="맑은 고딕"/>
+          <w:b w:val="0"/>
+          <w:sz w:val="21"/>
+        </w:rPr>
+        <w:t>진공관 앰프의 온화한 배음과 턴테이블의 카트리지가 긁어내는 미세한 질감이 어우러질 때, 보컬의 숨결과 악기의 잔향이 입체적으로 피어오르며 아날로그 사운드의 진면목을 체감하게 합니다.</w:t>
+      </w:r>
+    </w:p>
+    <w:p>
+      <w:pPr>
+        <w:spacing w:line="324" w:lineRule="auto" w:after="80"/>
+      </w:pPr>
+      <w:r>
+        <w:rPr w:rFonts="맑은 고딕">
+          <w:rFonts w:ascii="맑은 고딕" w:hAnsi="맑은 고딕" w:eastAsia="맑은 고딕"/>
+          <w:b w:val="0"/>
+          <w:color w:val="6B7280"/>
+          <w:sz w:val="21"/>
+        </w:rPr>
+        <w:t xml:space="preserve">· </w:t>
+      </w:r>
+      <w:r>
+        <w:rPr w:rFonts="맑은 고딕">
+          <w:rFonts w:ascii="맑은 고딕" w:hAnsi="맑은 고딕" w:eastAsia="맑은 고딕"/>
+          <w:b/>
+          <w:color w:val="1F2937"/>
+          <w:sz w:val="21"/>
+        </w:rPr>
+        <w:t xml:space="preserve">소장 가치: </w:t>
+      </w:r>
+      <w:r>
+        <w:rPr w:rFonts="맑은 고딕">
+          <w:rFonts w:ascii="맑은 고딕" w:hAnsi="맑은 고딕" w:eastAsia="맑은 고딕"/>
+          <w:b w:val="0"/>
+          <w:sz w:val="21"/>
+        </w:rPr>
+        <w:t>엄선된 명곡들을 하나의 통일된 서사로 감상할 수 있는 아날로그 매체의 결정판으로, 세월이 흘러도 변치 않는 낭만의 깊이를 물리적으로 소유하고자 하는 LP 컬렉터에게 대체 불가능한 소장 가치를 지닙니다.</w:t>
+      </w:r>
+    </w:p>
+    <w:p>
+      <w:pPr>
+        <w:spacing w:line="324" w:lineRule="auto" w:after="120" w:before="160"/>
+      </w:pPr>
+      <w:r>
+        <w:rPr w:rFonts="맑은 고딕">
+          <w:rFonts w:ascii="맑은 고딕" w:hAnsi="맑은 고딕" w:eastAsia="맑은 고딕"/>
+          <w:b/>
+          <w:color w:val="4338CA"/>
+          <w:sz w:val="21"/>
+        </w:rPr>
+        <w:t>이 음반을 통해 아날로그의 따스한 온기 속에 영원히 박제된 반세기의 서정이 전해주는 감동을 다시 한번 경험해 보시는 것은 어떨까요?</w:t>
       </w:r>
     </w:p>
     <w:sectPr>
       <w:pgSz w:w="12240" w:h="15840"/>
-      <w:pgMar w:top="1440" w:right="1440" w:bottom="1440" w:left="1440" w:header="720" w:footer="720" w:gutter="0"/>
+      <w:pgMar w:top="1152" w:right="1296" w:bottom="1152" w:left="1296" w:header="720" w:footer="720" w:gutter="0"/>
       <w:cols w:space="720"/>
       <w:docGrid w:linePitch="360"/>
     </w:sectPr>

--- a/word_reports/위치_735_Various Artists_Pop Song 반세기 Vol. 11.docx
+++ b/word_reports/위치_735_Various Artists_Pop Song 반세기 Vol. 11.docx
@@ -32,7 +32,7 @@
     </w:p>
     <w:p>
       <w:pPr>
-        <w:spacing w:line="324" w:lineRule="auto" w:before="80" w:after="160"/>
+        <w:spacing w:line="324" w:lineRule="auto" w:before="80" w:after="120"/>
       </w:pPr>
       <w:r>
         <w:rPr w:rFonts="맑은 고딕">
@@ -42,13 +42,6 @@
           <w:sz w:val="22"/>
         </w:rPr>
         <w:t xml:space="preserve">[음반 소개] </w:t>
-      </w:r>
-      <w:r>
-        <w:rPr w:rFonts="맑은 고딕">
-          <w:rFonts w:ascii="맑은 고딕" w:hAnsi="맑은 고딕" w:eastAsia="맑은 고딕"/>
-          <w:b w:val="0"/>
-          <w:sz w:val="21"/>
-        </w:rPr>
       </w:r>
     </w:p>
     <w:p>
@@ -61,7 +54,33 @@
           <w:b w:val="0"/>
           <w:sz w:val="21"/>
         </w:rPr>
-        <w:t>반세기에 걸쳐 인류의 감성을 적셔온 불멸의 팝 명곡들을 한자리에 집대성한 본 음반은, 지난 세월이 빚어낸 찬란한 선율의 보고(寶庫)입니다. 시대의 장벽과 세대의 간극을 뛰어넘어 전 세계인의 심금을 울렸던 거장들의 숨결이 하나의 유기적인 흐름 속에서 우아하게 되살아납니다. 아날로그 바이닐의 깊은 골마다 새겨진 낭만적인 악상과 서정적인 보이스는 현대의 디지털 음향이 결코 흉내 낼 수 없는 숭고한 감동을 선사합니다. 음악이 한 편의 문학이자 영혼의 쉼터였던 황금기의 정취를 온전히 간직한, 팝 음악사의 고귀한 기록물입니다.</w:t>
+        <w:t>20세기 대중음악의 유산은 인류가 공유한 가장 찬란하고 서정적인 기억의 모자이크입니다. 1970~80년대 대한민국 음반 문화의 르네상스를 이끌었던 명 기획 시리즈 ‘Pop Song 반세기’는 서구 대중음악 50년의 장대한 궤적을 압축하여 우리 곁으로 고스란히 옮겨놓았던 기념비적 이정표였습니다. 그중에서도 열 번째 정점을 찍은 본작 『Pop Song 반세기 Vol. 10』은 당대 음악 애호가들의 목마른 지적·정서적 갈증을 완벽하게 해갈해 주었던 결정반으로, 세대를 초월한 팝 음악의 영원한 불멸성을 증명하는 아날로그의 보고(寶庫)입니다.</w:t>
+      </w:r>
+    </w:p>
+    <w:p>
+      <w:pPr>
+        <w:spacing w:line="324" w:lineRule="auto" w:after="120"/>
+      </w:pPr>
+      <w:r>
+        <w:rPr w:rFonts="맑은 고딕">
+          <w:rFonts w:ascii="맑은 고딕" w:hAnsi="맑은 고딕" w:eastAsia="맑은 고딕"/>
+          <w:b w:val="0"/>
+          <w:sz w:val="21"/>
+        </w:rPr>
+        <w:t>본 음반은 팝 음악의 황금기라 불리는 1950년대부터 70년대에 이르는 스탠더드 팝, 감미로운 올디스 발라드, 그리고 시대를 풍미한 포크와 소울의 명곡들을 정교한 감각으로 엄선해 엮어냈습니다. 당시 엄격했던 라이선스 발매 환경 속에서도 원음의 감동을 최대한 보존하고자 했던 제작진의 치열한 장인정신이 깃들어 있으며, 라디오의 지직거리는 주파수 너머로 흘러나오던 음악을 온전한 바이닐 한 장으로 소유하고자 했던 청춘들에게는 하나의 찬란한 문학 작품과도 같았습니다. 각 트랙마다 녹아든 거장들의 숨결은 개별 곡의 경계를 넘어, 한 시대를 풍미한 인류의 보편적 낭만을 웅장한 서사로 엮어냅니다.</w:t>
+      </w:r>
+    </w:p>
+    <w:p>
+      <w:pPr>
+        <w:spacing w:line="324" w:lineRule="auto" w:after="120"/>
+      </w:pPr>
+      <w:r>
+        <w:rPr w:rFonts="맑은 고딕">
+          <w:rFonts w:ascii="맑은 고딕" w:hAnsi="맑은 고딕" w:eastAsia="맑은 고딕"/>
+          <w:b w:val="0"/>
+          <w:sz w:val="21"/>
+        </w:rPr>
+        <w:t>세월이 흘러 디지털 스트리밍의 무한한 파도 속에서 음악이 가볍게 소비되는 오늘날, 『Pop Song 반세기 Vol. 10』의 그루브 위에 바늘을 얹는 행위는 잃어버린 낭만의 시대로 떠나는 가장 우아한 시간 여행입니다. 아티스트들이 전하고자 했던 사랑과 상실, 청춘의 방황과 위로의 언어들은 세월의 풍화를 견뎌내고 더욱 깊어진 울림으로 우리의 가슴을 적십니다. 흑백의 기억을 총천연색의 감동으로 복원해 내는 이 음반은 반세기의 역사가 빚어낸 가장 찬란한 감성의 미학이자, 아날로그 오디오 애호가들의 서가에 영원히 머물러야 할 위대한 문화적 유산입니다.</w:t>
       </w:r>
     </w:p>
     <w:p>
@@ -168,7 +187,7 @@
           <w:b w:val="0"/>
           <w:sz w:val="21"/>
         </w:rPr>
-        <w:t>20세기 팝 음악의 황금기를 조명하고 보존하기 위해 기획된 역사적인 앤솔러지 시리즈로, 국내외 유수의 마스터 음원을 엄선하여 정통 라이선스로 정갈하게 발매된 기획반입니다.</w:t>
+        <w:t>1970년대 후반~1980년대 초 국내 굴지의 음반사(지구·오아시스 등)를 통해 기획·발매된 정통 팝 옴니버스 시리즈로, 반세기에 걸친 서구 팝 음악 명곡들을 집대성하여 국내 라이선스 LP 문화의 전성기를 이끈 역사적 앨범입니다.</w:t>
       </w:r>
     </w:p>
     <w:p>
@@ -199,7 +218,7 @@
           <w:b w:val="0"/>
           <w:sz w:val="21"/>
         </w:rPr>
-        <w:t>발매 당시 음악 애호가들과 오디오파일들 사이에서 필청반으로 손꼽히며 경이로운 스테디셀러를 기록하였고, 전국 음악다방과 클래식·팝 감상실의 서가를 상징하던 명반입니다.</w:t>
+        <w:t>발매 당시 음악다방과 라디오 애청자들을 중심으로 폭발적인 반응을 얻으며 스테디셀러로 군림하였고, 가정마다 오디오 붐이 일던 시절 전축(LP 플레이어)과 함께 필수로 구비해야 할 필청 교양 음반으로 각광받았습니다.</w:t>
       </w:r>
     </w:p>
     <w:p>
@@ -230,7 +249,7 @@
           <w:b w:val="0"/>
           <w:sz w:val="21"/>
         </w:rPr>
-        <w:t>앨범에 수록된 개별 명곡들은 그래미 어워드, 빌보드 차트 정상, 로큰롤 명예의 전당 등 세계 음악계의 최고 권위를 석권했던 역사적 가치를 품고 있습니다.</w:t>
+        <w:t>특정 단일 시상식의 수상을 넘어, 빌보드 핫 100 차트 정상을 차지했던 불멸의 명곡들과 그래미 어워드 수상자들의 대표 트랙들이 집약된 음반으로, 당대 음악 평단과 애호가들로부터 최고의 앤솔러지 기획으로 공인받았습니다.</w:t>
       </w:r>
     </w:p>
     <w:p>
@@ -275,7 +294,7 @@
           <w:b w:val="0"/>
           <w:sz w:val="21"/>
         </w:rPr>
-        <w:t>미국, 영국 등 다국적</w:t>
+        <w:t>다국적 (미국, 영국, 유럽 등)</w:t>
       </w:r>
     </w:p>
     <w:p>
@@ -306,7 +325,7 @@
           <w:b w:val="0"/>
           <w:sz w:val="21"/>
         </w:rPr>
-        <w:t>20세기 중·후반 전성기를 누린 거장들</w:t>
+        <w:t>20세기 중·후반 활동 거장 중심</w:t>
       </w:r>
     </w:p>
     <w:p>
@@ -337,7 +356,7 @@
           <w:b w:val="0"/>
           <w:sz w:val="21"/>
         </w:rPr>
-        <w:t>옴니버스 (솔로 및 보컬 그룹 연합)</w:t>
+        <w:t>솔로 및 보컬 그룹 연합 (Various Artists)</w:t>
       </w:r>
     </w:p>
     <w:p>
@@ -368,7 +387,7 @@
           <w:b w:val="0"/>
           <w:sz w:val="21"/>
         </w:rPr>
-        <w:t>서구 대중음악의 기틀을 마련하고 멜로디의 미학을 극대화한 당대 최고의 싱어송라이터와 연주자들이 한자리에 모였습니다. 포크, 소프트 록, 오케스트럴 팝을 넘나들며 인류의 보편적 희로애락을 노래한 이들은 팝 음악을 단순한 유행가를 넘어 하나의 순수 예술로 승화시켰습니다.</w:t>
+        <w:t>팝, 재즈 보컬, 올드 록, 포크를 아우르며 현대 대중음악의 기틀을 닦은 불세출의 거장들이 망라되어 있습니다. 각 아티스트는 독창적인 음색과 독보적인 가창력으로 20세기 인류의 보편적 서정성을 대변하였으며, 세월이 흘러도 바래지 않는 클래식의 반열에 올라 대중음악사에 굵직한 족적을 남겼습니다.</w:t>
       </w:r>
     </w:p>
     <w:p>
@@ -413,7 +432,7 @@
           <w:b w:val="0"/>
           <w:sz w:val="21"/>
         </w:rPr>
-        <w:t>20세기 대중음악이 이룩한 선율적 완성을 총망라한 기록물로서, 단편적인 히트곡 모음집을 넘어 시대의 예술적 정수를 관통하는 뛰어난 음악사적 완성도와 아카이브적 가치를 지닙니다.</w:t>
+        <w:t>팝 음악의 황금기를 단 한 장의 바이닐에 완벽한 기승전결로 조율해 낸 큐레이션의 극치입니다. 낱낱으로 흩어져 있던 명곡들을 서정적인 내러티브로 엮어냄으로써 대중음악이 예술적 아카이브로서 어떠한 가치를 지니는지를 명징하게 증명한 역사적 컬렉션입니다.</w:t>
       </w:r>
     </w:p>
     <w:p>
@@ -444,7 +463,7 @@
           <w:b w:val="0"/>
           <w:sz w:val="21"/>
         </w:rPr>
-        <w:t>라디오의 푸른 불빛 아래서 숨죽여 음악을 듣던 시절, 번안 가요와 팝송 테이프에 청춘의 열병을 의탁했던 1970~80년대 한국의 감성적 풍경이 고스란히 투영되어 있어 아련한 향수를 자극합니다.</w:t>
+        <w:t>음악다방의 푸른 담배 연기와 디제이의 나지막한 목소리, 청춘들의 고뇌와 낭만이 교차하던 70~80년대 한국의 감성적 공기를 생생하게 품고 있습니다. 고단했던 일상 속에서 턴테이블 위로 흘러나오던 이 선율들은 당대 젊은이들에게 서구적 세련미와 정서적 안식처를 동시에 선사했던 영혼의 창구였습니다.</w:t>
       </w:r>
     </w:p>
     <w:p>
@@ -489,7 +508,7 @@
           <w:b w:val="0"/>
           <w:sz w:val="21"/>
         </w:rPr>
-        <w:t>유려한 현악 오케스트레이션이 감싸 안는 스탠더드 팝 발라드부터 어쿠스틱 기타의 청아함이 돋보이는 서정적인 포크 넘버까지, 인간의 가장 순수한 서정을 건드리는 멜로디의 극치를 보여줍니다.</w:t>
+        <w:t>시대를 적신 스탠더드 팝 발라드와 우아한 스트링 오케스트레이션이 돋보이는 명곡들이 유려하게 배치되어 있습니다. 부드럽고 벨벳 같은 보컬의 질감, 서정적인 어쿠스틱 기타와 피아노 선율이 어우러져 한 편의 고전 시를 감상하는 듯한 깊은 정서적 카타르시스를 선사합니다.</w:t>
       </w:r>
     </w:p>
     <w:p>
@@ -520,7 +539,7 @@
           <w:b w:val="0"/>
           <w:sz w:val="21"/>
         </w:rPr>
-        <w:t>진공관 앰프의 온화한 배음과 턴테이블의 카트리지가 긁어내는 미세한 질감이 어우러질 때, 보컬의 숨결과 악기의 잔향이 입체적으로 피어오르며 아날로그 사운드의 진면목을 체감하게 합니다.</w:t>
+        <w:t>턴테이블의 카트리지를 정밀하게 세팅하고 진공관 앰프에 은은한 불빛이 감돌 때 감상하기를 권합니다. LP 특유의 미세한 표면 잡음(Surface Noise)조차 따뜻한 모닥불의 불꽃처럼 다가오며, 중음역대를 풍성하게 감싸는 아날로그 사운드는 현대의 디지털 음원에서는 결코 느낄 수 없는 가슴 벅찬 온기와 음장감을 들려줍니다.</w:t>
       </w:r>
     </w:p>
     <w:p>
@@ -551,7 +570,7 @@
           <w:b w:val="0"/>
           <w:sz w:val="21"/>
         </w:rPr>
-        <w:t>엄선된 명곡들을 하나의 통일된 서사로 감상할 수 있는 아날로그 매체의 결정판으로, 세월이 흘러도 변치 않는 낭만의 깊이를 물리적으로 소유하고자 하는 LP 컬렉터에게 대체 불가능한 소장 가치를 지닙니다.</w:t>
+        <w:t>서구 팝 음악의 황금기를 관통하는 정수가 압축된 바이닐로서, 아날로그 전성기의 오리지널 마스터링 질감을 체험할 수 있는 컬렉터스 아이템입니다. 세월의 향기를 온전히 머금은 재킷 디자인과 함께 소장하는 것만으로도 품격 있는 아날로그 컬렉션의 깊이를 더해주는 명반입니다.</w:t>
       </w:r>
     </w:p>
     <w:p>
@@ -565,7 +584,7 @@
           <w:color w:val="4338CA"/>
           <w:sz w:val="21"/>
         </w:rPr>
-        <w:t>이 음반을 통해 아날로그의 따스한 온기 속에 영원히 박제된 반세기의 서정이 전해주는 감동을 다시 한번 경험해 보시는 것은 어떨까요?</w:t>
+        <w:t>이 음반을 통해 반세기의 세월을 넘어 아날로그 선율이 전해주는 감동을 다시 한번 경험해 보시는 것은 어떨까요?</w:t>
       </w:r>
     </w:p>
     <w:sectPr>
